--- a/reports/2026-10-28_GEO/Was_Massi_tun_soll.docx
+++ b/reports/2026-10-28_GEO/Was_Massi_tun_soll.docx
@@ -649,7 +649,7 @@
                 <w:sz w:val="15"/>
                 <w:szCs w:val="15"/>
               </w:rPr>
-              <w:t xml:space="preserve">mit der Anwältin abstimmen</w:t>
+              <w:t xml:space="preserve">mitentscheiden</w:t>
             </w:r>
           </w:p>
         </w:tc>
@@ -747,7 +747,7 @@
                 <w:sz w:val="15"/>
                 <w:szCs w:val="15"/>
               </w:rPr>
-              <w:t xml:space="preserve">„Compliance-Monitoring für Gesundheitswerbung“</w:t>
+              <w:t xml:space="preserve">„Laufende Website-Prüfung“; App-Name bleibt „Wächter“; Monatsbericht heißt „Prüfbericht“</w:t>
             </w:r>
           </w:p>
         </w:tc>
@@ -778,7 +778,7 @@
                 <w:sz w:val="15"/>
                 <w:szCs w:val="15"/>
               </w:rPr>
-              <w:t xml:space="preserve">Text der Seite, sobald entschieden</w:t>
+              <w:t xml:space="preserve">Text der Seite</w:t>
             </w:r>
           </w:p>
         </w:tc>
@@ -969,6 +969,20 @@
           <w:sz w:val="20"/>
           <w:szCs w:val="20"/>
         </w:rPr>
+        <w:t xml:space="preserve">In der LinkedIn-Info nach „Vorprüfung“ und „rechtssicher“ suchen und ersetzen. Die Profile von Leon und dir mit der Firmenseite verknüpfen.</w:t>
+      </w:r>
+    </w:p>
+    <w:p>
+      <w:pPr>
+        <w:spacing w:after="60" w:line="290"/>
+      </w:pPr>
+      <w:r>
+        <w:rPr>
+          <w:rFonts w:ascii="Helvetica" w:cs="Helvetica" w:eastAsia="Helvetica" w:hAnsi="Helvetica"/>
+          <w:color w:val="1A1A1A"/>
+          <w:sz w:val="20"/>
+          <w:szCs w:val="20"/>
+        </w:rPr>
         <w:t xml:space="preserve">Bei Munich Startup den Beschreibungstext ersetzen und die Kategorien FinTech und InsurTech entfernen lassen. Dort steht PageCompliance heute unter „FinTech | InsurTech | LegalTech | RegTech“.</w:t>
       </w:r>
     </w:p>
@@ -1334,7 +1348,35 @@
           <w:sz w:val="20"/>
           <w:szCs w:val="20"/>
         </w:rPr>
-        <w:t xml:space="preserve"> Vorschlag „Werbetexte für Praxen, Heilberufe und Hersteller prüfen: Risiken nach Heilmittelwerbegesetz, Health-Claims-Verordnung und UWG, mit besserem Satz.“</w:t>
+        <w:t xml:space="preserve"> Vorschlag</w:t>
+      </w:r>
+    </w:p>
+    <w:p>
+      <w:pPr>
+        <w:spacing w:after="60" w:line="290"/>
+      </w:pPr>
+      <w:r>
+        <w:rPr>
+          <w:rFonts w:ascii="Helvetica" w:cs="Helvetica" w:eastAsia="Helvetica" w:hAnsi="Helvetica"/>
+          <w:color w:val="1A1A1A"/>
+          <w:sz w:val="20"/>
+          <w:szCs w:val="20"/>
+        </w:rPr>
+        <w:t xml:space="preserve">1. „Gesundheitstexte nach HWG, HCVO und UWG prüfen. Für Agenturen, Praxen, Heilberufe und Hersteller: jeder Befund mit besserem Satz, bereit zur Freigabe.“</w:t>
+      </w:r>
+    </w:p>
+    <w:p>
+      <w:pPr>
+        <w:spacing w:after="60" w:line="290"/>
+      </w:pPr>
+      <w:r>
+        <w:rPr>
+          <w:rFonts w:ascii="Helvetica" w:cs="Helvetica" w:eastAsia="Helvetica" w:hAnsi="Helvetica"/>
+          <w:color w:val="1A1A1A"/>
+          <w:sz w:val="20"/>
+          <w:szCs w:val="20"/>
+        </w:rPr>
+        <w:t xml:space="preserve">2. „Gesundheitstexte prüfen, für Agenturen, Praxen, Heilberufe und Hersteller. Jeder Befund mit Norm und dem besseren Satz, bereit zur Freigabe.“</w:t>
       </w:r>
     </w:p>
     <w:p>
@@ -1359,7 +1401,7 @@
           <w:sz w:val="20"/>
           <w:szCs w:val="20"/>
         </w:rPr>
-        <w:t xml:space="preserve"> Vorschlag „Die Prüfung für Gesundheitswerbung nach Heilmittelwerbegesetz, Health-Claims-Verordnung und UWG.“</w:t>
+        <w:t xml:space="preserve"> Vorschlag „Die Prüfung für Gesundheitswerbung nach Heilmittelwerbegesetz, Health-Claims-Verordnung (und UWG).“</w:t>
       </w:r>
     </w:p>
     <w:p>
@@ -1409,7 +1451,32 @@
           <w:sz w:val="20"/>
           <w:szCs w:val="20"/>
         </w:rPr>
-        <w:t xml:space="preserve"> Vorschlag „Ratgeber Gesundheitswerbung | PageCompliance“.</w:t>
+        <w:t xml:space="preserve"> Vorschlag „Ratgeber für Gesundheitstexte | PageCompliance“.</w:t>
+      </w:r>
+    </w:p>
+    <w:p>
+      <w:pPr>
+        <w:spacing w:after="60" w:line="290"/>
+      </w:pPr>
+      <w:r>
+        <w:rPr>
+          <w:rFonts w:ascii="Helvetica" w:cs="Helvetica" w:eastAsia="Helvetica" w:hAnsi="Helvetica"/>
+          <w:b/>
+          <w:bCs/>
+          <w:color w:val="1A1A1A"/>
+          <w:sz w:val="20"/>
+          <w:szCs w:val="20"/>
+        </w:rPr>
+        <w:t xml:space="preserve">Blog, H1:</w:t>
+      </w:r>
+      <w:r>
+        <w:rPr>
+          <w:rFonts w:ascii="Helvetica" w:cs="Helvetica" w:eastAsia="Helvetica" w:hAnsi="Helvetica"/>
+          <w:color w:val="1A1A1A"/>
+          <w:sz w:val="20"/>
+          <w:szCs w:val="20"/>
+        </w:rPr>
+        <w:t xml:space="preserve"> „Stark werben. Sauber formulieren.“ ersetzen durch „Stark werben. Ruhig veröffentlichen.“ „Sauber“ ist laut Leitfaden ein Urteilswort.</w:t>
       </w:r>
     </w:p>
     <w:p>
@@ -1913,7 +1980,7 @@
           <w:sz w:val="19"/>
           <w:szCs w:val="19"/>
         </w:rPr>
-        <w:t xml:space="preserve">M9  Partner-Agenturen ansprechen</w:t>
+        <w:t xml:space="preserve">M9  Partner-Agenturen ansprechen – IDEE</w:t>
       </w:r>
     </w:p>
     <w:p>
@@ -2059,7 +2126,7 @@
           <w:sz w:val="20"/>
           <w:szCs w:val="20"/>
         </w:rPr>
-        <w:t xml:space="preserve">Binnen 14 Tagen nach Veröffentlichung. Firmenseite in Sie, dein Profil in Du. Format aus dem Marketing-Schlüssel: „Ein Satz, drei Fassungen“, also ein echter Satz aus dem Gesundheitsmarketing, der Befund, der bessere Satz, Ende „Bereit zur Freigabe“.</w:t>
+        <w:t xml:space="preserve">Binnen 14 Tagen nach Veröffentlichung. Firmenseite in Sie, dein Profil in Du. Format aus dem Marketing-Schlüssel: „Ein Satz, drei Fassungen“, also ein echter Satz aus dem Gesundheitsmarketing, der Befund, der bessere Satz, Ende „Bereit zur Freigabe“. Falls M9 umgesetzt wird, zusätzlich eine Gastbeitrag-Version für eine Partner-Agentur.</w:t>
       </w:r>
     </w:p>
     <w:p>
@@ -2320,7 +2387,7 @@
           <w:sz w:val="20"/>
           <w:szCs w:val="20"/>
         </w:rPr>
-        <w:t xml:space="preserve">Abmahnschutz-Formulierungen, die Hinweiszeile im Blog (E3), Artikel 2 zur Preisfrage, die Vergleichsseite. Den Preisanker auf der Preisseite lässt Leon prüfen.</w:t>
+        <w:t xml:space="preserve">Abmahnschutz-Formulierungen, Artikel 2 zur Preisfrage, die Vergleichsseite. Den Preisanker auf der Preisseite lässt Leon prüfen.</w:t>
       </w:r>
     </w:p>
     <w:p>
@@ -2473,6 +2540,36 @@
           <w:szCs w:val="20"/>
         </w:rPr>
         <w:t xml:space="preserve"> getrennt von Heilpraktikern festlegen, bevor der Artikel „Heilpraktiker für Psychotherapie“ kommt.</w:t>
+      </w:r>
+    </w:p>
+    <w:p>
+      <w:pPr>
+        <w:pStyle w:val="ListParagraph"/>
+        <w:numPr>
+          <w:ilvl w:val="0"/>
+          <w:numId w:val="2"/>
+        </w:numPr>
+        <w:spacing w:after="80" w:line="290"/>
+      </w:pPr>
+      <w:r>
+        <w:rPr>
+          <w:rFonts w:ascii="Helvetica" w:cs="Helvetica" w:eastAsia="Helvetica" w:hAnsi="Helvetica"/>
+          <w:b/>
+          <w:bCs/>
+          <w:color w:val="1A1A1A"/>
+          <w:sz w:val="20"/>
+          <w:szCs w:val="20"/>
+        </w:rPr>
+        <w:t xml:space="preserve">Wörterbuch im Leitfaden nachziehen:</w:t>
+      </w:r>
+      <w:r>
+        <w:rPr>
+          <w:rFonts w:ascii="Helvetica" w:cs="Helvetica" w:eastAsia="Helvetica" w:hAnsi="Helvetica"/>
+          <w:color w:val="1A1A1A"/>
+          <w:sz w:val="20"/>
+          <w:szCs w:val="20"/>
+        </w:rPr>
+        <w:t xml:space="preserve"> Der Wächter heißt gegenüber Kunden der Agentur jetzt „Laufende Website-Prüfung“ statt „Compliance-Monitoring“; der Monatsbericht heißt „Prüfbericht“.</w:t>
       </w:r>
     </w:p>
     <w:p>
@@ -3095,7 +3192,7 @@
                 <w:sz w:val="16"/>
                 <w:szCs w:val="16"/>
               </w:rPr>
-              <w:t xml:space="preserve">Texte je Tür: /agenturen, /arztpraxen, /heilpraktiker, /hersteller, /compliance-monitoring</w:t>
+              <w:t xml:space="preserve">Texte je Tür: /agenturen, /arztpraxen, /heilpraktiker, /hersteller, /laufende-website-pruefung</w:t>
             </w:r>
           </w:p>
         </w:tc>

--- a/reports/2026-10-28_GEO/Was_Massi_tun_soll.docx
+++ b/reports/2026-10-28_GEO/Was_Massi_tun_soll.docx
@@ -1714,21 +1714,82 @@
           <w:sz w:val="19"/>
           <w:szCs w:val="19"/>
         </w:rPr>
-        <w:t xml:space="preserve">M7  Verzeichnisse anlegen</w:t>
-      </w:r>
-    </w:p>
-    <w:p>
-      <w:pPr>
-        <w:spacing w:after="60" w:line="290"/>
-      </w:pPr>
-      <w:r>
-        <w:rPr>
-          <w:rFonts w:ascii="Helvetica" w:cs="Helvetica" w:eastAsia="Helvetica" w:hAnsi="Helvetica"/>
-          <w:color w:val="1A1A1A"/>
-          <w:sz w:val="20"/>
-          <w:szCs w:val="20"/>
-        </w:rPr>
-        <w:t xml:space="preserve">OMR Reviews (Basis-Profil laut AGB kostenlos), Crunchbase, G2. Überall die Definition wörtlich.</w:t>
+        <w:t xml:space="preserve">M7  Crunchbase und OMR anlegen</w:t>
+      </w:r>
+    </w:p>
+    <w:p>
+      <w:pPr>
+        <w:spacing w:after="60" w:line="290"/>
+      </w:pPr>
+      <w:r>
+        <w:rPr>
+          <w:rFonts w:ascii="Helvetica" w:cs="Helvetica" w:eastAsia="Helvetica" w:hAnsi="Helvetica"/>
+          <w:b/>
+          <w:bCs/>
+          <w:color w:val="1A1A1A"/>
+          <w:sz w:val="20"/>
+          <w:szCs w:val="20"/>
+        </w:rPr>
+        <w:t xml:space="preserve">Crunchbase:</w:t>
+      </w:r>
+      <w:r>
+        <w:rPr>
+          <w:rFonts w:ascii="Helvetica" w:cs="Helvetica" w:eastAsia="Helvetica" w:hAnsi="Helvetica"/>
+          <w:color w:val="1A1A1A"/>
+          <w:sz w:val="20"/>
+          <w:szCs w:val="20"/>
+        </w:rPr>
+        <w:t xml:space="preserve"> einmal anlegen, Definition und Fakten rein, nicht pflegen. Bringt keine Kunden, aber eine fremde Quelle mit harten Fakten.</w:t>
+      </w:r>
+    </w:p>
+    <w:p>
+      <w:pPr>
+        <w:spacing w:after="60" w:line="290"/>
+      </w:pPr>
+      <w:r>
+        <w:rPr>
+          <w:rFonts w:ascii="Helvetica" w:cs="Helvetica" w:eastAsia="Helvetica" w:hAnsi="Helvetica"/>
+          <w:b/>
+          <w:bCs/>
+          <w:color w:val="1A1A1A"/>
+          <w:sz w:val="20"/>
+          <w:szCs w:val="20"/>
+        </w:rPr>
+        <w:t xml:space="preserve">OMR Reviews:</w:t>
+      </w:r>
+      <w:r>
+        <w:rPr>
+          <w:rFonts w:ascii="Helvetica" w:cs="Helvetica" w:eastAsia="Helvetica" w:hAnsi="Helvetica"/>
+          <w:color w:val="1A1A1A"/>
+          <w:sz w:val="20"/>
+          <w:szCs w:val="20"/>
+        </w:rPr>
+        <w:t xml:space="preserve"> nur das kostenlose Basis-Profil mit Definition und Screenshots. Vorher prüfen, in welcher Kategorie wir landen. Aktiv angehen erst ab etwa fünf echten Bewertungen (eigene Setzung); ein Profil ohne Bewertungen ist wertlos.</w:t>
+      </w:r>
+    </w:p>
+    <w:p>
+      <w:pPr>
+        <w:spacing w:after="60" w:line="290"/>
+      </w:pPr>
+      <w:r>
+        <w:rPr>
+          <w:rFonts w:ascii="Helvetica" w:cs="Helvetica" w:eastAsia="Helvetica" w:hAnsi="Helvetica"/>
+          <w:b/>
+          <w:bCs/>
+          <w:color w:val="1A1A1A"/>
+          <w:sz w:val="20"/>
+          <w:szCs w:val="20"/>
+        </w:rPr>
+        <w:t xml:space="preserve">Kein G2:</w:t>
+      </w:r>
+      <w:r>
+        <w:rPr>
+          <w:rFonts w:ascii="Helvetica" w:cs="Helvetica" w:eastAsia="Helvetica" w:hAnsi="Helvetica"/>
+          <w:color w:val="1A1A1A"/>
+          <w:sz w:val="20"/>
+          <w:szCs w:val="20"/>
+        </w:rPr>
+        <w:t xml:space="preserve"> amerikanisch geprägt, für deutsche Gesundheitswerbung ohne erkennbaren Nutzen.</w:t>
       </w:r>
     </w:p>
     <w:p>
@@ -1809,7 +1870,7 @@
           <w:sz w:val="20"/>
           <w:szCs w:val="20"/>
         </w:rPr>
-        <w:t xml:space="preserve"> drei Profile mit Definition sind live.</w:t>
+        <w:t xml:space="preserve"> Crunchbase und OMR sind live, beide Kunden um eine Bewertung gebeten.</w:t>
       </w:r>
     </w:p>
     <w:p>
@@ -2599,7 +2660,7 @@
           <w:sz w:val="20"/>
           <w:szCs w:val="20"/>
         </w:rPr>
-        <w:t xml:space="preserve"> Profil erst in die Website-Fußzeile und ins Firmen-Markup, wenn es regelmäßig bespielt wird. Link im Profil direkt auf die kostenlose Prüfung oder /heilpraktiker. Für GEO zählt es wenig, für Vertrauen schon.</w:t>
+        <w:t xml:space="preserve"> Profil erst in die Website-Fußzeile und ins Firmen-Markup, wenn es regelmäßig bespielt wird. Link im Profil direkt auf die kostenlose Prüfung oder /heilberufe. Für GEO zählt es wenig, für Vertrauen schon.</w:t>
       </w:r>
     </w:p>
     <w:p>
@@ -3192,7 +3253,7 @@
                 <w:sz w:val="16"/>
                 <w:szCs w:val="16"/>
               </w:rPr>
-              <w:t xml:space="preserve">Texte je Tür: /agenturen, /arztpraxen, /heilpraktiker, /hersteller, /laufende-website-pruefung</w:t>
+              <w:t xml:space="preserve">Texte je Tür: /agenturen, /arztpraxen, /heilberufe, /hersteller, /laufende-website-pruefung</w:t>
             </w:r>
           </w:p>
         </w:tc>

--- a/reports/2026-10-28_GEO/Was_Massi_tun_soll.docx
+++ b/reports/2026-10-28_GEO/Was_Massi_tun_soll.docx
@@ -1714,7 +1714,7 @@
           <w:sz w:val="19"/>
           <w:szCs w:val="19"/>
         </w:rPr>
-        <w:t xml:space="preserve">M7  Crunchbase und OMR anlegen</w:t>
+        <w:t xml:space="preserve">M7  Crunchbase anlegen</w:t>
       </w:r>
     </w:p>
     <w:p>
@@ -1724,22 +1724,11 @@
       <w:r>
         <w:rPr>
           <w:rFonts w:ascii="Helvetica" w:cs="Helvetica" w:eastAsia="Helvetica" w:hAnsi="Helvetica"/>
-          <w:b/>
-          <w:bCs/>
-          <w:color w:val="1A1A1A"/>
-          <w:sz w:val="20"/>
-          <w:szCs w:val="20"/>
-        </w:rPr>
-        <w:t xml:space="preserve">Crunchbase:</w:t>
-      </w:r>
-      <w:r>
-        <w:rPr>
-          <w:rFonts w:ascii="Helvetica" w:cs="Helvetica" w:eastAsia="Helvetica" w:hAnsi="Helvetica"/>
-          <w:color w:val="1A1A1A"/>
-          <w:sz w:val="20"/>
-          <w:szCs w:val="20"/>
-        </w:rPr>
-        <w:t xml:space="preserve"> einmal anlegen, Definition und Fakten rein, nicht pflegen. Bringt keine Kunden, aber eine fremde Quelle mit harten Fakten.</w:t>
+          <w:color w:val="1A1A1A"/>
+          <w:sz w:val="20"/>
+          <w:szCs w:val="20"/>
+        </w:rPr>
+        <w:t xml:space="preserve">Einmal anlegen, Definition und Fakten rein (Sitz, Gründung, Gründer), nicht pflegen. Die Adresse an Leon geben; er trägt sie ins Firmen-Markup ein (L8).</w:t>
       </w:r>
     </w:p>
     <w:p>
@@ -1755,16 +1744,36 @@
           <w:sz w:val="20"/>
           <w:szCs w:val="20"/>
         </w:rPr>
-        <w:t xml:space="preserve">OMR Reviews:</w:t>
-      </w:r>
-      <w:r>
-        <w:rPr>
-          <w:rFonts w:ascii="Helvetica" w:cs="Helvetica" w:eastAsia="Helvetica" w:hAnsi="Helvetica"/>
-          <w:color w:val="1A1A1A"/>
-          <w:sz w:val="20"/>
-          <w:szCs w:val="20"/>
-        </w:rPr>
-        <w:t xml:space="preserve"> nur das kostenlose Basis-Profil mit Definition und Screenshots. Vorher prüfen, in welcher Kategorie wir landen. Aktiv angehen erst ab etwa fünf echten Bewertungen (eigene Setzung); ein Profil ohne Bewertungen ist wertlos.</w:t>
+        <w:t xml:space="preserve">OMR Reviews erst, wenn wir größer sind</w:t>
+      </w:r>
+      <w:r>
+        <w:rPr>
+          <w:rFonts w:ascii="Helvetica" w:cs="Helvetica" w:eastAsia="Helvetica" w:hAnsi="Helvetica"/>
+          <w:color w:val="1A1A1A"/>
+          <w:sz w:val="20"/>
+          <w:szCs w:val="20"/>
+        </w:rPr>
+        <w:t xml:space="preserve"> und genug echte Bewertungen sammeln können. Ein Profil ohne Bewertungen ist wertlos. </w:t>
+      </w:r>
+      <w:r>
+        <w:rPr>
+          <w:rFonts w:ascii="Helvetica" w:cs="Helvetica" w:eastAsia="Helvetica" w:hAnsi="Helvetica"/>
+          <w:b/>
+          <w:bCs/>
+          <w:color w:val="1A1A1A"/>
+          <w:sz w:val="20"/>
+          <w:szCs w:val="20"/>
+        </w:rPr>
+        <w:t xml:space="preserve">Kein G2:</w:t>
+      </w:r>
+      <w:r>
+        <w:rPr>
+          <w:rFonts w:ascii="Helvetica" w:cs="Helvetica" w:eastAsia="Helvetica" w:hAnsi="Helvetica"/>
+          <w:color w:val="1A1A1A"/>
+          <w:sz w:val="20"/>
+          <w:szCs w:val="20"/>
+        </w:rPr>
+        <w:t xml:space="preserve"> amerikanisch geprägt, für deutsche Gesundheitswerbung ohne erkennbaren Nutzen.</w:t>
       </w:r>
     </w:p>
     <w:p>
@@ -1780,59 +1789,6 @@
           <w:sz w:val="20"/>
           <w:szCs w:val="20"/>
         </w:rPr>
-        <w:t xml:space="preserve">Kein G2:</w:t>
-      </w:r>
-      <w:r>
-        <w:rPr>
-          <w:rFonts w:ascii="Helvetica" w:cs="Helvetica" w:eastAsia="Helvetica" w:hAnsi="Helvetica"/>
-          <w:color w:val="1A1A1A"/>
-          <w:sz w:val="20"/>
-          <w:szCs w:val="20"/>
-        </w:rPr>
-        <w:t xml:space="preserve"> amerikanisch geprägt, für deutsche Gesundheitswerbung ohne erkennbaren Nutzen.</w:t>
-      </w:r>
-    </w:p>
-    <w:p>
-      <w:pPr>
-        <w:spacing w:after="60" w:line="290"/>
-      </w:pPr>
-      <w:r>
-        <w:rPr>
-          <w:rFonts w:ascii="Helvetica" w:cs="Helvetica" w:eastAsia="Helvetica" w:hAnsi="Helvetica"/>
-          <w:color w:val="1A1A1A"/>
-          <w:sz w:val="20"/>
-          <w:szCs w:val="20"/>
-        </w:rPr>
-        <w:t xml:space="preserve">Bewertungen nur von echten Kunden, nie gekauft. Naheliegend: die Agenturkundin und die Heilpraktikerin um eine ehrliche Bewertung bitten.</w:t>
-      </w:r>
-    </w:p>
-    <w:p>
-      <w:pPr>
-        <w:spacing w:after="60" w:line="290"/>
-      </w:pPr>
-      <w:r>
-        <w:rPr>
-          <w:rFonts w:ascii="Helvetica" w:cs="Helvetica" w:eastAsia="Helvetica" w:hAnsi="Helvetica"/>
-          <w:color w:val="1A1A1A"/>
-          <w:sz w:val="20"/>
-          <w:szCs w:val="20"/>
-        </w:rPr>
-        <w:t xml:space="preserve">Die Profil-Adressen an Leon geben; er trägt sie ins Firmen-Markup ein (L8).</w:t>
-      </w:r>
-    </w:p>
-    <w:p>
-      <w:pPr>
-        <w:spacing w:after="60" w:line="290"/>
-      </w:pPr>
-      <w:r>
-        <w:rPr>
-          <w:rFonts w:ascii="Helvetica" w:cs="Helvetica" w:eastAsia="Helvetica" w:hAnsi="Helvetica"/>
-          <w:b/>
-          <w:bCs/>
-          <w:color w:val="1A1A1A"/>
-          <w:sz w:val="20"/>
-          <w:szCs w:val="20"/>
-        </w:rPr>
         <w:t xml:space="preserve">Warum:</w:t>
       </w:r>
       <w:r>
@@ -1842,7 +1798,7 @@
           <w:sz w:val="20"/>
           <w:szCs w:val="20"/>
         </w:rPr>
-        <w:t xml:space="preserve"> Außerhalb der eigenen Website gibt es heute nur LinkedIn und Munich Startup. Eine Marke braucht Fundstellen, die nicht ihr selbst gehören. OMR nennt sich die meistzitierte Quelle bei Software-Empfehlungen in DACH; das ist eine eigene Studie mit Eigeninteresse.</w:t>
+        <w:t xml:space="preserve"> Crunchbase bringt keine Kunden, aber eine fremde Quelle mit harten Fakten, gleichlautend mit der Website. Außerhalb der eigenen Website gibt es heute nur LinkedIn und Munich Startup. Aufwand etwa eine halbe Stunde.</w:t>
       </w:r>
     </w:p>
     <w:p>
@@ -1870,7 +1826,7 @@
           <w:sz w:val="20"/>
           <w:szCs w:val="20"/>
         </w:rPr>
-        <w:t xml:space="preserve"> Crunchbase und OMR sind live, beide Kunden um eine Bewertung gebeten.</w:t>
+        <w:t xml:space="preserve"> das Crunchbase-Profil mit Definition ist live.</w:t>
       </w:r>
     </w:p>
     <w:p>
@@ -2187,7 +2143,25 @@
           <w:sz w:val="20"/>
           <w:szCs w:val="20"/>
         </w:rPr>
-        <w:t xml:space="preserve">Binnen 14 Tagen nach Veröffentlichung. Firmenseite in Sie, dein Profil in Du. Format aus dem Marketing-Schlüssel: „Ein Satz, drei Fassungen“, also ein echter Satz aus dem Gesundheitsmarketing, der Befund, der bessere Satz, Ende „Bereit zur Freigabe“. Falls M9 umgesetzt wird, zusätzlich eine Gastbeitrag-Version für eine Partner-Agentur.</w:t>
+        <w:t xml:space="preserve">Binnen 14 Tagen nach Veröffentlichung. Firmenseite in Sie, dein Profil in Du. Format aus dem Marketing-Schlüssel: „Ein Satz, drei Fassungen“, also ein echter Satz aus dem Gesundheitsmarketing, der Befund, der bessere Satz, Ende „Bereit zur Freigabe“. Den Link zum Artikel markieren, etwa </w:t>
+      </w:r>
+      <w:r>
+        <w:rPr>
+          <w:rFonts w:ascii="Courier New" w:cs="Courier New" w:eastAsia="Courier New" w:hAnsi="Courier New"/>
+          <w:color w:val="1A1A1A"/>
+          <w:sz w:val="18"/>
+          <w:szCs w:val="18"/>
+        </w:rPr>
+        <w:t xml:space="preserve">?utm_source=linkedin&amp;utm_campaign=satz-1</w:t>
+      </w:r>
+      <w:r>
+        <w:rPr>
+          <w:rFonts w:ascii="Helvetica" w:cs="Helvetica" w:eastAsia="Helvetica" w:hAnsi="Helvetica"/>
+          <w:color w:val="1A1A1A"/>
+          <w:sz w:val="20"/>
+          <w:szCs w:val="20"/>
+        </w:rPr>
+        <w:t xml:space="preserve">, damit wir sehen, welcher Beitrag Besucher bringt. Falls M9 umgesetzt wird, zusätzlich eine Gastbeitrag-Version für eine Partner-Agentur.</w:t>
       </w:r>
     </w:p>
     <w:p>
@@ -2631,6 +2605,36 @@
           <w:szCs w:val="20"/>
         </w:rPr>
         <w:t xml:space="preserve"> Der Wächter heißt gegenüber Kunden der Agentur jetzt „Laufende Website-Prüfung“ statt „Compliance-Monitoring“; der Monatsbericht heißt „Prüfbericht“.</w:t>
+      </w:r>
+    </w:p>
+    <w:p>
+      <w:pPr>
+        <w:pStyle w:val="ListParagraph"/>
+        <w:numPr>
+          <w:ilvl w:val="0"/>
+          <w:numId w:val="2"/>
+        </w:numPr>
+        <w:spacing w:after="80" w:line="290"/>
+      </w:pPr>
+      <w:r>
+        <w:rPr>
+          <w:rFonts w:ascii="Helvetica" w:cs="Helvetica" w:eastAsia="Helvetica" w:hAnsi="Helvetica"/>
+          <w:b/>
+          <w:bCs/>
+          <w:color w:val="1A1A1A"/>
+          <w:sz w:val="20"/>
+          <w:szCs w:val="20"/>
+        </w:rPr>
+        <w:t xml:space="preserve">OMR Reviews später:</w:t>
+      </w:r>
+      <w:r>
+        <w:rPr>
+          <w:rFonts w:ascii="Helvetica" w:cs="Helvetica" w:eastAsia="Helvetica" w:hAnsi="Helvetica"/>
+          <w:color w:val="1A1A1A"/>
+          <w:sz w:val="20"/>
+          <w:szCs w:val="20"/>
+        </w:rPr>
+        <w:t xml:space="preserve"> anlegen, wenn wir mehr Kunden haben, die bewerten können.</w:t>
       </w:r>
     </w:p>
     <w:p>
@@ -3057,7 +3061,7 @@
                 <w:sz w:val="16"/>
                 <w:szCs w:val="16"/>
               </w:rPr>
-              <w:t xml:space="preserve">Faktenblock Über uns; Adressen der Verzeichnis-Profile</w:t>
+              <w:t xml:space="preserve">Faktenblock Über uns; Adresse des Crunchbase-Profils</w:t>
             </w:r>
           </w:p>
         </w:tc>

--- a/reports/2026-10-28_GEO/Was_Massi_tun_soll.docx
+++ b/reports/2026-10-28_GEO/Was_Massi_tun_soll.docx
@@ -1882,7 +1882,7 @@
           <w:sz w:val="20"/>
           <w:szCs w:val="20"/>
         </w:rPr>
-        <w:t xml:space="preserve"> Kurzantwort in zwei Sätzen, der riskante Satz, Norm und Aktenzeichen, wann es doch geht, drei bessere Sätze, ein Agentur-Hinweis, „Ihren Satz kostenlos prüfen“, Stand-Datum und Autor.</w:t>
+        <w:t xml:space="preserve"> Kurzantwort in zwei Sätzen, der riskante Satz, Norm und Aktenzeichen, wann es doch geht, drei bessere Sätze, ein Agentur-Hinweis, „Drei Texte im Monat kostenlos prüfen“, Stand-Datum und Autor.</w:t>
       </w:r>
     </w:p>
     <w:p>
@@ -2605,6 +2605,36 @@
           <w:szCs w:val="20"/>
         </w:rPr>
         <w:t xml:space="preserve"> Der Wächter heißt gegenüber Kunden der Agentur jetzt „Laufende Website-Prüfung“ statt „Compliance-Monitoring“; der Monatsbericht heißt „Prüfbericht“.</w:t>
+      </w:r>
+    </w:p>
+    <w:p>
+      <w:pPr>
+        <w:pStyle w:val="ListParagraph"/>
+        <w:numPr>
+          <w:ilvl w:val="0"/>
+          <w:numId w:val="2"/>
+        </w:numPr>
+        <w:spacing w:after="80" w:line="290"/>
+      </w:pPr>
+      <w:r>
+        <w:rPr>
+          <w:rFonts w:ascii="Helvetica" w:cs="Helvetica" w:eastAsia="Helvetica" w:hAnsi="Helvetica"/>
+          <w:b/>
+          <w:bCs/>
+          <w:color w:val="1A1A1A"/>
+          <w:sz w:val="20"/>
+          <w:szCs w:val="20"/>
+        </w:rPr>
+        <w:t xml:space="preserve">Kurzlinks für Kampagnen (Frage):</w:t>
+      </w:r>
+      <w:r>
+        <w:rPr>
+          <w:rFonts w:ascii="Helvetica" w:cs="Helvetica" w:eastAsia="Helvetica" w:hAnsi="Helvetica"/>
+          <w:color w:val="1A1A1A"/>
+          <w:sz w:val="20"/>
+          <w:szCs w:val="20"/>
+        </w:rPr>
+        <w:t xml:space="preserve"> eigene Kurzlinks wie pagecompliance.de/go/hp-satz für Bio-Links, Stories und QR-Codes. Gemeinsam mit Leon klären; Details in der Arbeitsnotiz „Kampagnen-Links“.</w:t>
       </w:r>
     </w:p>
     <w:p>
@@ -3191,6 +3221,104 @@
                 <w:szCs w:val="16"/>
               </w:rPr>
               <w:t xml:space="preserve">M5, M6</w:t>
+            </w:r>
+          </w:p>
+        </w:tc>
+      </w:tr>
+      <w:tr>
+        <w:trPr>
+          <w:cantSplit/>
+        </w:trPr>
+        <w:tc>
+          <w:tcPr>
+            <w:tcW w:type="dxa" w:w="1675"/>
+            <w:tcBorders>
+              <w:top w:val="none" w:color="FFFFFF" w:sz="0"/>
+              <w:left w:val="none" w:color="FFFFFF" w:sz="0"/>
+              <w:bottom w:val="single" w:color="D6D6D6" w:sz="4"/>
+              <w:right w:val="none" w:color="FFFFFF" w:sz="0"/>
+            </w:tcBorders>
+            <w:tcMar>
+              <w:top w:type="dxa" w:w="60"/>
+              <w:left w:type="dxa" w:w="80"/>
+              <w:bottom w:type="dxa" w:w="60"/>
+              <w:right w:type="dxa" w:w="80"/>
+            </w:tcMar>
+          </w:tcPr>
+          <w:p>
+            <w:pPr>
+              <w:spacing w:after="0" w:line="250"/>
+            </w:pPr>
+            <w:r>
+              <w:rPr>
+                <w:rFonts w:ascii="Helvetica" w:cs="Helvetica" w:eastAsia="Helvetica" w:hAnsi="Helvetica"/>
+                <w:color w:val="1A1A1A"/>
+                <w:sz w:val="16"/>
+                <w:szCs w:val="16"/>
+              </w:rPr>
+              <w:t xml:space="preserve">L18</w:t>
+            </w:r>
+          </w:p>
+        </w:tc>
+        <w:tc>
+          <w:tcPr>
+            <w:tcW w:type="dxa" w:w="5770"/>
+            <w:tcBorders>
+              <w:top w:val="none" w:color="FFFFFF" w:sz="0"/>
+              <w:left w:val="none" w:color="FFFFFF" w:sz="0"/>
+              <w:bottom w:val="single" w:color="D6D6D6" w:sz="4"/>
+              <w:right w:val="none" w:color="FFFFFF" w:sz="0"/>
+            </w:tcBorders>
+            <w:tcMar>
+              <w:top w:type="dxa" w:w="60"/>
+              <w:left w:type="dxa" w:w="80"/>
+              <w:bottom w:type="dxa" w:w="60"/>
+              <w:right w:type="dxa" w:w="80"/>
+            </w:tcMar>
+          </w:tcPr>
+          <w:p>
+            <w:pPr>
+              <w:spacing w:after="0" w:line="250"/>
+            </w:pPr>
+            <w:r>
+              <w:rPr>
+                <w:rFonts w:ascii="Helvetica" w:cs="Helvetica" w:eastAsia="Helvetica" w:hAnsi="Helvetica"/>
+                <w:color w:val="1A1A1A"/>
+                <w:sz w:val="16"/>
+                <w:szCs w:val="16"/>
+              </w:rPr>
+              <w:t xml:space="preserve">kurze Einleitung je Blog-Kategorie (Agenturen, Ärzte, Heilberufe, Hersteller); Tür je Artikel bestätigen</w:t>
+            </w:r>
+          </w:p>
+        </w:tc>
+        <w:tc>
+          <w:tcPr>
+            <w:tcW w:type="dxa" w:w="1861"/>
+            <w:tcBorders>
+              <w:top w:val="none" w:color="FFFFFF" w:sz="0"/>
+              <w:left w:val="none" w:color="FFFFFF" w:sz="0"/>
+              <w:bottom w:val="single" w:color="D6D6D6" w:sz="4"/>
+              <w:right w:val="none" w:color="FFFFFF" w:sz="0"/>
+            </w:tcBorders>
+            <w:tcMar>
+              <w:top w:type="dxa" w:w="60"/>
+              <w:left w:type="dxa" w:w="80"/>
+              <w:bottom w:type="dxa" w:w="60"/>
+              <w:right w:type="dxa" w:w="80"/>
+            </w:tcMar>
+          </w:tcPr>
+          <w:p>
+            <w:pPr>
+              <w:spacing w:after="0" w:line="250"/>
+            </w:pPr>
+            <w:r>
+              <w:rPr>
+                <w:rFonts w:ascii="Helvetica" w:cs="Helvetica" w:eastAsia="Helvetica" w:hAnsi="Helvetica"/>
+                <w:color w:val="1A1A1A"/>
+                <w:sz w:val="16"/>
+                <w:szCs w:val="16"/>
+              </w:rPr>
+              <w:t xml:space="preserve">Texte je Tür</w:t>
             </w:r>
           </w:p>
         </w:tc>
